--- a/extrakty/doc/TC278WG5/extract_12813_(2010).docx
+++ b/extrakty/doc/TC278WG5/extract_12813_(2010).docx
@@ -25,7 +25,7 @@
           <w:sz w:val="40"/>
           <w:szCs w:val="40"/>
         </w:rPr>
-        <w:t>EXTRAKT z české technické normy</w:t>
+        <w:t xml:space="preserve">EXTRAKT z technické specifikace CEN</w:t>
       </w:r>
     </w:p>
     <w:p>
@@ -138,20 +138,20 @@
               </w:rPr>
             </w:pPr>
             <w:r>
-              <w:t>ČSN</w:t>
+              <w:t xml:space="preserve">CEN ISO/TS 12813</w:t>
             </w:r>
             <w:r>
-              <w:t xml:space="preserve"> P </w:t>
+              <w:t xml:space="preserve"/>
             </w:r>
             <w:r>
               <w:br/>
-              <w:t>C</w:t>
+              <w:t/>
             </w:r>
             <w:r>
-              <w:t>EN </w:t>
+              <w:t/>
             </w:r>
             <w:r>
-              <w:t>ISO/TS 12813</w:t>
+              <w:t/>
             </w:r>
             <w:r>
               <w:br/>
@@ -162,13 +162,13 @@
               <w:pStyle w:val="1StrTrZn"/>
             </w:pPr>
             <w:r>
-              <w:t>01</w:t>
+              <w:t xml:space="preserve"/>
             </w:r>
             <w:r>
-              <w:t xml:space="preserve"> </w:t>
+              <w:t xml:space="preserve"/>
             </w:r>
             <w:r>
-              <w:t>8389</w:t>
+              <w:t/>
             </w:r>
           </w:p>
         </w:tc>
@@ -182,25 +182,25 @@
         </w:tabs>
       </w:pPr>
       <w:r>
-        <w:t xml:space="preserve">Platí od </w:t>
+        <w:t xml:space="preserve">Vydána 2009, 44 stran</w:t>
       </w:r>
       <w:r>
         <w:rPr>
           <w:highlight w:val="yellow"/>
         </w:rPr>
-        <w:t>15. 12. 2008</w:t>
+        <w:t/>
       </w:r>
       <w:r>
         <w:tab/>
       </w:r>
       <w:r>
-        <w:t>4</w:t>
-      </w:r>
-      <w:r>
-        <w:t>4</w:t>
-      </w:r>
-      <w:r>
-        <w:t xml:space="preserve"> stran</w:t>
+        <w:t/>
+      </w:r>
+      <w:r>
+        <w:t/>
+      </w:r>
+      <w:r>
+        <w:t xml:space="preserve"/>
       </w:r>
     </w:p>
     <w:p>
